--- a/downloads/teacher/05 Materials/Unit 01/Slides/Slides 01.18 - Project Launch Feed a Family of Four on 40 Dollars.docx
+++ b/downloads/teacher/05 Materials/Unit 01/Slides/Slides 01.18 - Project Launch Feed a Family of Four on 40 Dollars.docx
@@ -17,165 +17,141 @@
         <w:pStyle w:val="FirstParagraph"/>
       </w:pPr>
       <w:r>
-        <w:t xml:space="preserve">Lesson 1.18, two days. Day 1: slides 1 to 11. Day 2: slides 12 to 21. All prices marked</w:t>
+        <w:t xml:space="preserve">Lesson 1.18, two days. Day 1: slides 1 to 11. Day 2: slides 12 to 21. All prices to be refreshed from the current circular before teaching.</w:t>
+      </w:r>
+    </w:p>
+    <w:p>
+      <w:pPr>
+        <w:pStyle w:val="Heading2"/>
+      </w:pPr>
+      <w:bookmarkStart w:id="21" w:name="slide-1-do-now-day-1"/>
+      <w:r>
+        <w:t xml:space="preserve">Slide 1: Do now (Day 1)</w:t>
+      </w:r>
+      <w:bookmarkEnd w:id="21"/>
+    </w:p>
+    <w:p>
+      <w:pPr>
+        <w:numPr>
+          <w:ilvl w:val="0"/>
+          <w:numId w:val="1001"/>
+        </w:numPr>
+        <w:pStyle w:val="Compact"/>
+      </w:pPr>
+      <w:r>
+        <w:t xml:space="preserve">Two families each made dinner for four last night.</w:t>
+      </w:r>
+    </w:p>
+    <w:p>
+      <w:pPr>
+        <w:numPr>
+          <w:ilvl w:val="0"/>
+          <w:numId w:val="1001"/>
+        </w:numPr>
+        <w:pStyle w:val="Compact"/>
+      </w:pPr>
+      <w:r>
+        <w:t xml:space="preserve">One spent $12. One spent $38.</w:t>
+      </w:r>
+    </w:p>
+    <w:p>
+      <w:pPr>
+        <w:numPr>
+          <w:ilvl w:val="0"/>
+          <w:numId w:val="1001"/>
+        </w:numPr>
+        <w:pStyle w:val="Compact"/>
+      </w:pPr>
+      <w:r>
+        <w:t xml:space="preserve">Which family ate better? One sentence, one reason.</w:t>
       </w:r>
       <w:r>
         <w:t xml:space="preserve"> </w:t>
       </w:r>
       <w:r>
-        <w:rPr>
-          <w:rStyle w:val="TeacherNote"/>
-        </w:rPr>
-        <w:t xml:space="preserve">[update from this week’s circular].</w:t>
+        <w:t xml:space="preserve">Notes: Hands for $12, hands for $38. Then reveal.</w:t>
       </w:r>
     </w:p>
     <w:p>
       <w:pPr>
         <w:pStyle w:val="Heading2"/>
       </w:pPr>
-      <w:bookmarkStart w:id="21" w:name="slide-1-do-now-day-1"/>
-      <w:r>
-        <w:t xml:space="preserve">Slide 1: Do now (Day 1)</w:t>
-      </w:r>
-      <w:bookmarkEnd w:id="21"/>
-    </w:p>
-    <w:p>
-      <w:pPr>
-        <w:numPr>
-          <w:ilvl w:val="0"/>
-          <w:numId w:val="1001"/>
-        </w:numPr>
-        <w:pStyle w:val="Compact"/>
-      </w:pPr>
-      <w:r>
-        <w:t xml:space="preserve">Two families each made dinner for four last night.</w:t>
-      </w:r>
-    </w:p>
-    <w:p>
-      <w:pPr>
-        <w:numPr>
-          <w:ilvl w:val="0"/>
-          <w:numId w:val="1001"/>
-        </w:numPr>
-        <w:pStyle w:val="Compact"/>
-      </w:pPr>
-      <w:r>
-        <w:t xml:space="preserve">One spent $12. One spent $38.</w:t>
-      </w:r>
-    </w:p>
-    <w:p>
-      <w:pPr>
-        <w:numPr>
-          <w:ilvl w:val="0"/>
-          <w:numId w:val="1001"/>
-        </w:numPr>
-        <w:pStyle w:val="Compact"/>
-      </w:pPr>
-      <w:r>
-        <w:t xml:space="preserve">Which family ate better? One sentence, one reason.</w:t>
+      <w:bookmarkStart w:id="22" w:name="slide-2-dinner-a-38.47"/>
+      <w:r>
+        <w:t xml:space="preserve">Slide 2: Dinner A: $38.47</w:t>
+      </w:r>
+      <w:bookmarkEnd w:id="22"/>
+    </w:p>
+    <w:p>
+      <w:pPr>
+        <w:numPr>
+          <w:ilvl w:val="0"/>
+          <w:numId w:val="1002"/>
+        </w:numPr>
+        <w:pStyle w:val="Compact"/>
+      </w:pPr>
+      <w:r>
+        <w:t xml:space="preserve">Name-brand frozen lasagna $12.99</w:t>
+      </w:r>
+    </w:p>
+    <w:p>
+      <w:pPr>
+        <w:numPr>
+          <w:ilvl w:val="0"/>
+          <w:numId w:val="1002"/>
+        </w:numPr>
+        <w:pStyle w:val="Compact"/>
+      </w:pPr>
+      <w:r>
+        <w:t xml:space="preserve">Bagged salad kit $4.99</w:t>
+      </w:r>
+    </w:p>
+    <w:p>
+      <w:pPr>
+        <w:numPr>
+          <w:ilvl w:val="0"/>
+          <w:numId w:val="1002"/>
+        </w:numPr>
+        <w:pStyle w:val="Compact"/>
+      </w:pPr>
+      <w:r>
+        <w:t xml:space="preserve">Bakery garlic bread $4.49</w:t>
+      </w:r>
+    </w:p>
+    <w:p>
+      <w:pPr>
+        <w:numPr>
+          <w:ilvl w:val="0"/>
+          <w:numId w:val="1002"/>
+        </w:numPr>
+        <w:pStyle w:val="Compact"/>
+      </w:pPr>
+      <w:r>
+        <w:t xml:space="preserve">Two-liter soda $2.49</w:t>
+      </w:r>
+    </w:p>
+    <w:p>
+      <w:pPr>
+        <w:numPr>
+          <w:ilvl w:val="0"/>
+          <w:numId w:val="1002"/>
+        </w:numPr>
+        <w:pStyle w:val="Compact"/>
+      </w:pPr>
+      <w:r>
+        <w:t xml:space="preserve">Name-brand ice cream $6.99, plus tax on the soda</w:t>
       </w:r>
       <w:r>
         <w:t xml:space="preserve"> </w:t>
       </w:r>
       <w:r>
-        <w:t xml:space="preserve">Notes: Hands for $12, hands for $38. Then reveal.</w:t>
+        <w:t xml:space="preserve">Image: a photo of the five items on a counter, or a drawn plate: a square of lasagna, a pile of salad, bread, a glass of soda.</w:t>
       </w:r>
     </w:p>
     <w:p>
       <w:pPr>
         <w:pStyle w:val="Heading2"/>
       </w:pPr>
-      <w:bookmarkStart w:id="22" w:name="slide-2-dinner-a-38.47"/>
-      <w:r>
-        <w:t xml:space="preserve">Slide 2: Dinner A: $38.47</w:t>
-      </w:r>
-      <w:bookmarkEnd w:id="22"/>
-    </w:p>
-    <w:p>
-      <w:pPr>
-        <w:numPr>
-          <w:ilvl w:val="0"/>
-          <w:numId w:val="1002"/>
-        </w:numPr>
-        <w:pStyle w:val="Compact"/>
-      </w:pPr>
-      <w:r>
-        <w:t xml:space="preserve">Name-brand frozen lasagna $12.99</w:t>
-      </w:r>
-    </w:p>
-    <w:p>
-      <w:pPr>
-        <w:numPr>
-          <w:ilvl w:val="0"/>
-          <w:numId w:val="1002"/>
-        </w:numPr>
-        <w:pStyle w:val="Compact"/>
-      </w:pPr>
-      <w:r>
-        <w:t xml:space="preserve">Bagged salad kit $4.99</w:t>
-      </w:r>
-    </w:p>
-    <w:p>
-      <w:pPr>
-        <w:numPr>
-          <w:ilvl w:val="0"/>
-          <w:numId w:val="1002"/>
-        </w:numPr>
-        <w:pStyle w:val="Compact"/>
-      </w:pPr>
-      <w:r>
-        <w:t xml:space="preserve">Bakery garlic bread $4.49</w:t>
-      </w:r>
-    </w:p>
-    <w:p>
-      <w:pPr>
-        <w:numPr>
-          <w:ilvl w:val="0"/>
-          <w:numId w:val="1002"/>
-        </w:numPr>
-        <w:pStyle w:val="Compact"/>
-      </w:pPr>
-      <w:r>
-        <w:t xml:space="preserve">Two-liter soda $2.49</w:t>
-      </w:r>
-    </w:p>
-    <w:p>
-      <w:pPr>
-        <w:numPr>
-          <w:ilvl w:val="0"/>
-          <w:numId w:val="1002"/>
-        </w:numPr>
-        <w:pStyle w:val="Compact"/>
-      </w:pPr>
-      <w:r>
-        <w:t xml:space="preserve">Name-brand ice cream $6.99, plus tax on the soda</w:t>
-      </w:r>
-    </w:p>
-    <w:p>
-      <w:pPr>
-        <w:numPr>
-          <w:ilvl w:val="0"/>
-          <w:numId w:val="1002"/>
-        </w:numPr>
-        <w:pStyle w:val="Compact"/>
-      </w:pPr>
-      <w:r>
-        <w:rPr>
-          <w:rStyle w:val="TeacherNote"/>
-        </w:rPr>
-        <w:t xml:space="preserve">[update from this week’s circular]</w:t>
-      </w:r>
-      <w:r>
-        <w:t xml:space="preserve"> </w:t>
-      </w:r>
-      <w:r>
-        <w:t xml:space="preserve">Image: a photo of the five items on a counter, or a drawn plate: a square of lasagna, a pile of salad, bread, a glass of soda.</w:t>
-      </w:r>
-    </w:p>
-    <w:p>
-      <w:pPr>
-        <w:pStyle w:val="Heading2"/>
-      </w:pPr>
       <w:bookmarkStart w:id="23" w:name="slide-3-dinner-b-12.16"/>
       <w:r>
         <w:t xml:space="preserve">Slide 3: Dinner B: $12.16</w:t>
@@ -240,21 +216,6 @@
       </w:pPr>
       <w:r>
         <w:t xml:space="preserve">Italian bread $2.99, plus a can of beans from the pantry $0 and water</w:t>
-      </w:r>
-    </w:p>
-    <w:p>
-      <w:pPr>
-        <w:numPr>
-          <w:ilvl w:val="0"/>
-          <w:numId w:val="1003"/>
-        </w:numPr>
-        <w:pStyle w:val="Compact"/>
-      </w:pPr>
-      <w:r>
-        <w:rPr>
-          <w:rStyle w:val="TeacherNote"/>
-        </w:rPr>
-        <w:t xml:space="preserve">[update from this week’s circular]</w:t>
       </w:r>
       <w:r>
         <w:t xml:space="preserve"> </w:t>
